--- a/Claude outputs/Documentacao_Tomada_de_Decisao_v7.docx
+++ b/Claude outputs/Documentacao_Tomada_de_Decisao_v7.docx
@@ -22598,20 +22598,32 @@
     </w:p>
     <w:p>
       <w:pPr>
+        <w:jc w:val="both"/>
+        <w:rPr>
+          <w:sz w:val="24"/>
+          <w:szCs w:val="24"/>
+        </w:rPr>
+      </w:pPr>
+      <w:r>
+        <w:rPr>
+          <w:sz w:val="24"/>
+          <w:szCs w:val="24"/>
+        </w:rPr>
+        <w:t xml:space="preserve">O diagrama abaixo mostra o fluxo de criação de uma Ordem de Serviço (UC06 – Criar Ordem de Serviço), passando pelas camadas do sistema: a tela em React, o cliente HTTP (api.js), o middleware de autenticação, o controller, o service e o banco de dados.</w:t>
+      </w:r>
+    </w:p>
+    <w:p>
+      <w:pPr>
         <w:jc w:val="center"/>
-        <w:rPr>
-          <w:lang w:val="en-US"/>
-        </w:rPr>
       </w:pPr>
       <w:r>
         <w:rPr>
           <w:noProof/>
         </w:rPr>
         <w:drawing>
-          <wp:inline distT="0" distB="0" distL="0" distR="0" wp14:anchorId="072DE66E" wp14:editId="06EDC023">
-            <wp:extent cx="4883862" cy="3410798"/>
-            <wp:effectExtent l="0" t="0" r="0" b="0"/>
-            <wp:docPr id="1626691192" name="Imagem 1" descr="Diagrama&#10;&#10;Descrição gerada automaticamente"/>
+          <wp:inline distT="0" distB="0" distL="0" distR="0">
+            <wp:extent cx="6000000" cy="5465290"/>
+            <wp:docPr id="9003" name="Diagrama de sequência"/>
             <wp:cNvGraphicFramePr>
               <a:graphicFrameLocks xmlns:a="http://schemas.openxmlformats.org/drawingml/2006/main" noChangeAspect="1"/>
             </wp:cNvGraphicFramePr>
@@ -22619,11 +22631,11 @@
               <a:graphicData uri="http://schemas.openxmlformats.org/drawingml/2006/picture">
                 <pic:pic xmlns:pic="http://schemas.openxmlformats.org/drawingml/2006/picture">
                   <pic:nvPicPr>
-                    <pic:cNvPr id="1626691192" name="Imagem 1" descr="Diagrama&#10;&#10;Descrição gerada automaticamente"/>
+                    <pic:cNvPr id="9003" name="seq.png"/>
                     <pic:cNvPicPr/>
                   </pic:nvPicPr>
                   <pic:blipFill>
-                    <a:blip r:embed="rId13"/>
+                    <a:blip r:embed="rIdSeq"/>
                     <a:stretch>
                       <a:fillRect/>
                     </a:stretch>
@@ -22631,7 +22643,7 @@
                   <pic:spPr>
                     <a:xfrm>
                       <a:off x="0" y="0"/>
-                      <a:ext cx="4887144" cy="3413090"/>
+                      <a:ext cx="6000000" cy="5465290"/>
                     </a:xfrm>
                     <a:prstGeom prst="rect">
                       <a:avLst/>
@@ -22646,13 +22658,23 @@
     </w:p>
     <w:p>
       <w:pPr>
-        <w:rPr>
-          <w:lang w:val="en-US"/>
-        </w:rPr>
-      </w:pPr>
+        <w:jc w:val="both"/>
+        <w:rPr>
+          <w:sz w:val="24"/>
+          <w:szCs w:val="24"/>
+        </w:rPr>
+      </w:pPr>
+      <w:r>
+        <w:rPr>
+          <w:sz w:val="24"/>
+          <w:szCs w:val="24"/>
+        </w:rPr>
+        <w:t>É possível ler a figura da seguinte maneira:</w:t>
+      </w:r>
     </w:p>
     <w:p>
       <w:pPr>
+        <w:ind w:left="426"/>
         <w:jc w:val="both"/>
         <w:rPr>
           <w:sz w:val="24"/>
@@ -22664,7 +22686,7 @@
           <w:sz w:val="24"/>
           <w:szCs w:val="24"/>
         </w:rPr>
-        <w:t>É possível ler a figura da seguinte maneira:</w:t>
+        <w:t xml:space="preserve">1. Ao clicar em um horário livre da agenda, o formulário "Nova OS" abre com a data e a hora de início preenchidas (passos 1 e 2; RF 1.4);</w:t>
       </w:r>
     </w:p>
     <w:p>
@@ -22681,7 +22703,7 @@
           <w:sz w:val="24"/>
           <w:szCs w:val="24"/>
         </w:rPr>
-        <w:t xml:space="preserve">1. A secretária do médico aciona o método Verlnfo em uma instancia P da classe de objeto InfoPaciente, fornecendo o identificador do paciente (PID, do inglês patient's identifier). P é um objeto de interface do usuário exibido como um formulário que mostra os dados do paciente;</w:t>
+        <w:t xml:space="preserve">2. O ator escolhe o cliente, o endereço e o tipo de cada atividade, e a tela calcula o horário de fim pela duração padrão do tipo (passos 3 e 4; RF 6.4);</w:t>
       </w:r>
     </w:p>
     <w:p>
@@ -22698,7 +22720,7 @@
           <w:sz w:val="24"/>
           <w:szCs w:val="24"/>
         </w:rPr>
-        <w:t xml:space="preserve">2. A instância P chama o banco de dados para retornar as informações necessárias, fornecendo o identificador da recepcionista, que permite a verificação de proteção (nessa fase, não importa de onde vem esse UID – do inglês, user's identifier)</w:t>
+        <w:t xml:space="preserve">3. Ao confirmar, a tela envia os dados da OS para a API (POST /api/os), com o token da sessão no cookie httpOnly (passos 5 a 7; RNF-6);</w:t>
       </w:r>
     </w:p>
     <w:p>
@@ -22715,7 +22737,7 @@
           <w:sz w:val="24"/>
           <w:szCs w:val="24"/>
         </w:rPr>
-        <w:t xml:space="preserve">3. O banco de dados verifica, com um sistema de autorização, que o usuário está autorizado a essa ação;</w:t>
+        <w:t xml:space="preserve">4. O middleware autenticar verifica o token e busca o usuário. Se o token for inválido ou o usuário estiver inativo, a API responde 401 e a tela volta ao login (passos 8 a 11; RN 23);</w:t>
       </w:r>
     </w:p>
     <w:p>
@@ -22732,12 +22754,77 @@
           <w:sz w:val="24"/>
           <w:szCs w:val="24"/>
         </w:rPr>
-        <w:t xml:space="preserve">4. Se autorizado, as informações de pacientes são retornadas, e um formulário é preenchido na tela do usuário. Se falhar a autorização, aparece uma mensagem de erro.</w:t>
-        <w:br w:type="page"/>
+        <w:t xml:space="preserve">5. O controller valida os campos: cliente, ao menos uma atividade, data e horários e fim posterior ao início. Com dados inválidos, responde 400 e a mensagem aparece no formulário (passos 12 a 16; RN 1 e RN 3);</w:t>
       </w:r>
     </w:p>
     <w:p>
       <w:pPr>
+        <w:ind w:left="426"/>
+        <w:jc w:val="both"/>
+        <w:rPr>
+          <w:sz w:val="24"/>
+          <w:szCs w:val="24"/>
+        </w:rPr>
+      </w:pPr>
+      <w:r>
+        <w:rPr>
+          <w:sz w:val="24"/>
+          <w:szCs w:val="24"/>
+        </w:rPr>
+        <w:t xml:space="preserve">6. O service abre uma transação e confere no banco se o cliente existe, se o endereço pertence a ele e se os tipos de atividade estão ativos. Se alguma regra for violada, a transação é desfeita e a mensagem volta ao formulário (passos 17 a 23; RN 20 e RN 34);</w:t>
+      </w:r>
+    </w:p>
+    <w:p>
+      <w:pPr>
+        <w:ind w:left="426"/>
+        <w:jc w:val="both"/>
+        <w:rPr>
+          <w:sz w:val="24"/>
+          <w:szCs w:val="24"/>
+        </w:rPr>
+      </w:pPr>
+      <w:r>
+        <w:rPr>
+          <w:sz w:val="24"/>
+          <w:szCs w:val="24"/>
+        </w:rPr>
+        <w:t xml:space="preserve">7. Com tudo válido, o service grava a OS e as atividades com status "agendada" e sequência de 1 a N, verifica a sobreposição com atividades não canceladas no mesmo dia e confirma a transação (passos 24 a 27; RN 4 e RN 10);</w:t>
+      </w:r>
+    </w:p>
+    <w:p>
+      <w:pPr>
+        <w:ind w:left="426"/>
+        <w:jc w:val="both"/>
+        <w:rPr>
+          <w:sz w:val="24"/>
+          <w:szCs w:val="24"/>
+        </w:rPr>
+      </w:pPr>
+      <w:r>
+        <w:rPr>
+          <w:sz w:val="24"/>
+          <w:szCs w:val="24"/>
+        </w:rPr>
+        <w:t xml:space="preserve">8. A API responde 201 com o identificador da OS e o indicador de conflito. A tela recarrega a semana e exibe a agenda atualizada; se houver conflito, mostra o aviso, sem impedir o salvamento (passos 28 a 33; RF 6.13 e RN 11).</w:t>
+      </w:r>
+    </w:p>
+    <w:p>
+      <w:pPr>
+        <w:rPr>
+          <w:sz w:val="24"/>
+          <w:szCs w:val="24"/>
+        </w:rPr>
+      </w:pPr>
+      <w:r>
+        <w:rPr>
+          <w:sz w:val="24"/>
+          <w:szCs w:val="24"/>
+        </w:rPr>
+        <w:br w:type="page"/>
+      </w:r>
+    </w:p>
+    <w:p>
+      <w:pPr>
         <w:pStyle w:val="Sumrio1"/>
       </w:pPr>
       <w:r>
@@ -22758,7 +22845,7 @@
           <w:sz w:val="24"/>
           <w:szCs w:val="24"/>
         </w:rPr>
-        <w:t xml:space="preserve">Os protótipos abaixo foram gerados na ferramenta Google Stitch e mostram as telas principais do sistema, com os requisitos e os casos de uso atendidos por cada uma. Os dados exibidos são fictícios, e os protótipos são ilustrativos: quando houver diferença entre a tela e o texto dos requisitos, vale o que está descrito na seção 4.</w:t>
+        <w:t xml:space="preserve">As telas abaixo foram capturadas do sistema em execução, na versão atual do código, com dados fictícios. Para cada tela estão indicados os requisitos e os casos de uso que ela atende. O módulo Orçamento é da entrega 2 e ainda não tem telas.</w:t>
       </w:r>
     </w:p>
     <w:p>
@@ -22790,7 +22877,7 @@
         </w:rPr>
         <w:drawing>
           <wp:inline distT="0" distB="0" distL="0" distR="0">
-            <wp:extent cx="5900000" cy="4720000"/>
+            <wp:extent cx="5900000" cy="3317111"/>
             <wp:docPr id="9100" name="Protótipo 1"/>
             <wp:cNvGraphicFramePr>
               <a:graphicFrameLocks xmlns:a="http://schemas.openxmlformats.org/drawingml/2006/main" noChangeAspect="1"/>
@@ -22811,7 +22898,7 @@
                   <pic:spPr>
                     <a:xfrm>
                       <a:off x="0" y="0"/>
-                      <a:ext cx="5900000" cy="4720000"/>
+                      <a:ext cx="5900000" cy="3317111"/>
                     </a:xfrm>
                     <a:prstGeom prst="rect">
                       <a:avLst/>
@@ -22837,7 +22924,7 @@
           <w:sz w:val="24"/>
           <w:szCs w:val="24"/>
         </w:rPr>
-        <w:t xml:space="preserve">Tela de entrada do sistema, com os campos login e senha e o botão Entrar.</w:t>
+        <w:t xml:space="preserve">Tela de entrada, com os campos login e senha e o botão Entrar. Em caso de falha, o sistema exibe uma mensagem genérica.</w:t>
       </w:r>
     </w:p>
     <w:p>
@@ -22905,7 +22992,7 @@
           <w:sz w:val="24"/>
           <w:szCs w:val="24"/>
         </w:rPr>
-        <w:t xml:space="preserve">10.2 Agenda semanal com o detalhe da OS</w:t>
+        <w:t xml:space="preserve">10.2 Agenda semanal</w:t>
       </w:r>
     </w:p>
     <w:p>
@@ -22919,7 +23006,7 @@
         </w:rPr>
         <w:drawing>
           <wp:inline distT="0" distB="0" distL="0" distR="0">
-            <wp:extent cx="5900000" cy="4720000"/>
+            <wp:extent cx="5900000" cy="3317111"/>
             <wp:docPr id="9101" name="Protótipo 2"/>
             <wp:cNvGraphicFramePr>
               <a:graphicFrameLocks xmlns:a="http://schemas.openxmlformats.org/drawingml/2006/main" noChangeAspect="1"/>
@@ -22940,7 +23027,7 @@
                   <pic:spPr>
                     <a:xfrm>
                       <a:off x="0" y="0"/>
-                      <a:ext cx="5900000" cy="4720000"/>
+                      <a:ext cx="5900000" cy="3317111"/>
                     </a:xfrm>
                     <a:prstGeom prst="rect">
                       <a:avLst/>
@@ -22966,7 +23053,7 @@
           <w:sz w:val="24"/>
           <w:szCs w:val="24"/>
         </w:rPr>
-        <w:t xml:space="preserve">Visão semanal da agenda, com a navegação entre semanas, o botão Hoje, o acesso aos tipos de atividade, a legenda de status e os blocos das atividades por dia e horário. À direita, o detalhe da OS selecionada mostra cliente, telefone, endereço e observações do endereço, a lista de atividades com status e aviso de conflito, a pergunta exibida ao arrastar uma atividade de uma OS com mais de uma atividade agendada e as ações de editar, concluir e excluir a OS e de adicionar atividade.</w:t>
+        <w:t xml:space="preserve">Visão semanal de segunda a domingo, em período integral, com a navegação entre semanas, o botão Hoje, o dia atual destacado, a legenda de status e os botões Tipos de atividade e Nova OS. Cada bloco mostra horário, cliente, tipo e a posição na OS (ex.: 2/2); atividades concluídas e canceladas aparecem em outra cor, e as que estão em conflito têm a borda vermelha.</w:t>
       </w:r>
     </w:p>
     <w:p>
@@ -22991,7 +23078,7 @@
           <w:sz w:val="24"/>
           <w:szCs w:val="24"/>
         </w:rPr>
-        <w:t xml:space="preserve">RF 1.1, RF 1.2, RF 1.5, RF 1.6, RF 1.8, RF 1.10, RF 1.11, RF 3.6, RF 6.7, RF 6.8, RF 6.12, RF 6.16, RF 6.18 e RF 6.19</w:t>
+        <w:t xml:space="preserve">RF 1.1, RF 1.2, RF 1.3, RF 1.5, RF 1.6, RF 1.7, RF 1.8, RF 1.12 e RF 6.12</w:t>
       </w:r>
     </w:p>
     <w:p>
@@ -23016,7 +23103,7 @@
           <w:sz w:val="24"/>
           <w:szCs w:val="24"/>
         </w:rPr>
-        <w:t xml:space="preserve">UC05 – Visualizar a agenda semanal, UC07 – Remarcar por arraste, UC08 – Consultar e editar Ordem de Serviço e UC09 – Concluir, cancelar e excluir</w:t>
+        <w:t xml:space="preserve">UC05 – Visualizar a agenda semanal</w:t>
       </w:r>
     </w:p>
     <w:p>
@@ -23034,7 +23121,7 @@
           <w:sz w:val="24"/>
           <w:szCs w:val="24"/>
         </w:rPr>
-        <w:t xml:space="preserve">10.3 Agenda e detalhe da OS no celular</w:t>
+        <w:t xml:space="preserve">10.3 Detalhe da OS</w:t>
       </w:r>
     </w:p>
     <w:p>
@@ -23048,7 +23135,7 @@
         </w:rPr>
         <w:drawing>
           <wp:inline distT="0" distB="0" distL="0" distR="0">
-            <wp:extent cx="1750000" cy="6421153"/>
+            <wp:extent cx="5900000" cy="3317111"/>
             <wp:docPr id="9102" name="Protótipo 3"/>
             <wp:cNvGraphicFramePr>
               <a:graphicFrameLocks xmlns:a="http://schemas.openxmlformats.org/drawingml/2006/main" noChangeAspect="1"/>
@@ -23069,7 +23156,7 @@
                   <pic:spPr>
                     <a:xfrm>
                       <a:off x="0" y="0"/>
-                      <a:ext cx="1750000" cy="6421153"/>
+                      <a:ext cx="5900000" cy="3317111"/>
                     </a:xfrm>
                     <a:prstGeom prst="rect">
                       <a:avLst/>
@@ -23095,7 +23182,7 @@
           <w:sz w:val="24"/>
           <w:szCs w:val="24"/>
         </w:rPr>
-        <w:t xml:space="preserve">Versão para celular da agenda, com a seleção do dia na semana e o detalhe da OS aberto na parte de baixo da tela, com cliente, telefone, endereço, observações do endereço e atividades da OS.</w:t>
+        <w:t xml:space="preserve">Ao selecionar um bloco, abre a OS com a atividade selecionada: cliente, telefone, endereço e observações da OS, a lista de atividades com status, os dados da atividade selecionada e as ações da atividade (remarcar só esta atividade, remarcar a OS inteira, concluir e cancelar) e da OS inteira (adicionar atividade, concluir e excluir a OS).</w:t>
       </w:r>
     </w:p>
     <w:p>
@@ -23120,7 +23207,7 @@
           <w:sz w:val="24"/>
           <w:szCs w:val="24"/>
         </w:rPr>
-        <w:t xml:space="preserve">RF 1.1, RF 1.2, RF 6.19, RNF-1, RNF-7 e RNF-8</w:t>
+        <w:t xml:space="preserve">RF 1.11, RF 6.7, RF 6.9, RF 6.15, RF 6.16, RF 6.18 e RF 6.19</w:t>
       </w:r>
     </w:p>
     <w:p>
@@ -23145,7 +23232,7 @@
           <w:sz w:val="24"/>
           <w:szCs w:val="24"/>
         </w:rPr>
-        <w:t xml:space="preserve">UC05 – Visualizar a agenda semanal e UC08 – Consultar e editar Ordem de Serviço</w:t>
+        <w:t xml:space="preserve">UC08 – Consultar e editar Ordem de Serviço e UC09 – Concluir, cancelar e excluir</w:t>
       </w:r>
     </w:p>
     <w:p>
@@ -23163,7 +23250,7 @@
           <w:sz w:val="24"/>
           <w:szCs w:val="24"/>
         </w:rPr>
-        <w:t xml:space="preserve">10.4 Nova Ordem de Serviço</w:t>
+        <w:t xml:space="preserve">10.4 Aviso de conflito de horário</w:t>
       </w:r>
     </w:p>
     <w:p>
@@ -23177,7 +23264,7 @@
         </w:rPr>
         <w:drawing>
           <wp:inline distT="0" distB="0" distL="0" distR="0">
-            <wp:extent cx="5600000" cy="5572000"/>
+            <wp:extent cx="5900000" cy="3317111"/>
             <wp:docPr id="9103" name="Protótipo 4"/>
             <wp:cNvGraphicFramePr>
               <a:graphicFrameLocks xmlns:a="http://schemas.openxmlformats.org/drawingml/2006/main" noChangeAspect="1"/>
@@ -23198,7 +23285,7 @@
                   <pic:spPr>
                     <a:xfrm>
                       <a:off x="0" y="0"/>
-                      <a:ext cx="5600000" cy="5572000"/>
+                      <a:ext cx="5900000" cy="3317111"/>
                     </a:xfrm>
                     <a:prstGeom prst="rect">
                       <a:avLst/>
@@ -23224,7 +23311,7 @@
           <w:sz w:val="24"/>
           <w:szCs w:val="24"/>
         </w:rPr>
-        <w:t xml:space="preserve">Formulário de criação da OS: busca do cliente por nome ou telefone, com cadastro rápido quando não encontrado; escolha do endereço do cliente, com cadastro de novo endereço e exibição das observações do endereço; lista de atividades com tipo, data, início e fim; inclusão de outras atividades; aviso de conflito de horário que não impede o salvamento; e observações da OS.</w:t>
+        <w:t xml:space="preserve">Detalhe de uma atividade que se sobrepõe a outra no mesmo dia, com o aviso de conflito. O conflito não impede o salvamento.</w:t>
       </w:r>
     </w:p>
     <w:p>
@@ -23249,7 +23336,7 @@
           <w:sz w:val="24"/>
           <w:szCs w:val="24"/>
         </w:rPr>
-        <w:t xml:space="preserve">RF 1.4, RF 3.6, RF 6.1, RF 6.2, RF 6.3, RF 6.4, RF 6.5, RF 6.12 e RF 6.13</w:t>
+        <w:t xml:space="preserve">RF 6.12, RF 6.13 e RF 6.14</w:t>
       </w:r>
     </w:p>
     <w:p>
@@ -23274,7 +23361,7 @@
           <w:sz w:val="24"/>
           <w:szCs w:val="24"/>
         </w:rPr>
-        <w:t xml:space="preserve">UC06 – Criar Ordem de Serviço</w:t>
+        <w:t xml:space="preserve">UC06 – Criar Ordem de Serviço e UC08 – Consultar e editar Ordem de Serviço</w:t>
       </w:r>
     </w:p>
     <w:p>
@@ -23292,7 +23379,7 @@
           <w:sz w:val="24"/>
           <w:szCs w:val="24"/>
         </w:rPr>
-        <w:t xml:space="preserve">10.5 Clientes e ficha do cliente</w:t>
+        <w:t xml:space="preserve">10.5 Remarcar por arraste</w:t>
       </w:r>
     </w:p>
     <w:p>
@@ -23306,7 +23393,7 @@
         </w:rPr>
         <w:drawing>
           <wp:inline distT="0" distB="0" distL="0" distR="0">
-            <wp:extent cx="5900000" cy="4720000"/>
+            <wp:extent cx="5900000" cy="3317111"/>
             <wp:docPr id="9104" name="Protótipo 5"/>
             <wp:cNvGraphicFramePr>
               <a:graphicFrameLocks xmlns:a="http://schemas.openxmlformats.org/drawingml/2006/main" noChangeAspect="1"/>
@@ -23327,7 +23414,7 @@
                   <pic:spPr>
                     <a:xfrm>
                       <a:off x="0" y="0"/>
-                      <a:ext cx="5900000" cy="4720000"/>
+                      <a:ext cx="5900000" cy="3317111"/>
                     </a:xfrm>
                     <a:prstGeom prst="rect">
                       <a:avLst/>
@@ -23353,7 +23440,7 @@
           <w:sz w:val="24"/>
           <w:szCs w:val="24"/>
         </w:rPr>
-        <w:t xml:space="preserve">Listagem de clientes com busca por nome ou telefone e, à direita, a ficha do cliente com nome e telefone, as opções de editar e excluir, os endereços vinculados e o histórico de observações de cada endereço, com data, e o campo para adicionar uma observação.</w:t>
+        <w:t xml:space="preserve">Ao soltar uma atividade de uma OS com mais de uma atividade agendada em outro dia ou horário, o sistema pergunta se a remarcação vale para a OS inteira ou apenas para a atividade arrastada, com a opção de cancelar.</w:t>
       </w:r>
     </w:p>
     <w:p>
@@ -23378,7 +23465,7 @@
           <w:sz w:val="24"/>
           <w:szCs w:val="24"/>
         </w:rPr>
-        <w:t xml:space="preserve">RF 3.3, RF 3.4, RF 3.5, RF 3.7, RF 3.8, RF 3.9, RF 3.10 e RF 3.11</w:t>
+        <w:t xml:space="preserve">RF 1.9, RF 1.10, RF 6.9 e RF 6.10</w:t>
       </w:r>
     </w:p>
     <w:p>
@@ -23403,7 +23490,7 @@
           <w:sz w:val="24"/>
           <w:szCs w:val="24"/>
         </w:rPr>
-        <w:t xml:space="preserve">UC03 – Manter cliente, endereço e observação</w:t>
+        <w:t xml:space="preserve">UC07 – Remarcar por arraste</w:t>
       </w:r>
     </w:p>
     <w:p>
@@ -23421,7 +23508,7 @@
           <w:sz w:val="24"/>
           <w:szCs w:val="24"/>
         </w:rPr>
-        <w:t xml:space="preserve">10.6 Tipos de atividade</w:t>
+        <w:t xml:space="preserve">10.6 Nova Ordem de Serviço</w:t>
       </w:r>
     </w:p>
     <w:p>
@@ -23435,7 +23522,7 @@
         </w:rPr>
         <w:drawing>
           <wp:inline distT="0" distB="0" distL="0" distR="0">
-            <wp:extent cx="5900000" cy="4720000"/>
+            <wp:extent cx="5900000" cy="3317111"/>
             <wp:docPr id="9105" name="Protótipo 6"/>
             <wp:cNvGraphicFramePr>
               <a:graphicFrameLocks xmlns:a="http://schemas.openxmlformats.org/drawingml/2006/main" noChangeAspect="1"/>
@@ -23456,7 +23543,7 @@
                   <pic:spPr>
                     <a:xfrm>
                       <a:off x="0" y="0"/>
-                      <a:ext cx="5900000" cy="4720000"/>
+                      <a:ext cx="5900000" cy="3317111"/>
                     </a:xfrm>
                     <a:prstGeom prst="rect">
                       <a:avLst/>
@@ -23482,7 +23569,7 @@
           <w:sz w:val="24"/>
           <w:szCs w:val="24"/>
         </w:rPr>
-        <w:t xml:space="preserve">Catálogo de tipos de atividade com nome, duração padrão, quantidade de atividades que usam cada tipo e tipo inativo destacado; à direita, o formulário de novo tipo, com nome, duração padrão entre 5 e 720 minutos e situação.</w:t>
+        <w:t xml:space="preserve">Formulário de criação da OS, com cliente, endereço do cliente e as observações desse endereço, a lista de atividades com tipo, data, início e fim, a inclusão de outras atividades e as observações da OS. O fim é calculado pela duração padrão do tipo, e a nova atividade começa no fim da anterior.</w:t>
       </w:r>
     </w:p>
     <w:p>
@@ -23507,7 +23594,7 @@
           <w:sz w:val="24"/>
           <w:szCs w:val="24"/>
         </w:rPr>
-        <w:t xml:space="preserve">RF 5.1, RF 5.2, RF 5.4, RF 5.5, RF 5.7 e RF 5.8</w:t>
+        <w:t xml:space="preserve">RF 1.4, RF 3.6, RF 6.1, RF 6.3, RF 6.4, RF 6.5 e RF 6.6</w:t>
       </w:r>
     </w:p>
     <w:p>
@@ -23532,7 +23619,7 @@
           <w:sz w:val="24"/>
           <w:szCs w:val="24"/>
         </w:rPr>
-        <w:t xml:space="preserve">UC04 – Manter tipos de atividade</w:t>
+        <w:t xml:space="preserve">UC06 – Criar Ordem de Serviço</w:t>
       </w:r>
     </w:p>
     <w:p>
@@ -23550,7 +23637,7 @@
           <w:sz w:val="24"/>
           <w:szCs w:val="24"/>
         </w:rPr>
-        <w:t xml:space="preserve">10.7 Orçamentos</w:t>
+        <w:t xml:space="preserve">10.7 Remarcar e editar a OS inteira</w:t>
       </w:r>
     </w:p>
     <w:p>
@@ -23564,7 +23651,7 @@
         </w:rPr>
         <w:drawing>
           <wp:inline distT="0" distB="0" distL="0" distR="0">
-            <wp:extent cx="5900000" cy="4720000"/>
+            <wp:extent cx="5900000" cy="3317111"/>
             <wp:docPr id="9106" name="Protótipo 7"/>
             <wp:cNvGraphicFramePr>
               <a:graphicFrameLocks xmlns:a="http://schemas.openxmlformats.org/drawingml/2006/main" noChangeAspect="1"/>
@@ -23585,7 +23672,7 @@
                   <pic:spPr>
                     <a:xfrm>
                       <a:off x="0" y="0"/>
-                      <a:ext cx="5900000" cy="4720000"/>
+                      <a:ext cx="5900000" cy="3317111"/>
                     </a:xfrm>
                     <a:prstGeom prst="rect">
                       <a:avLst/>
@@ -23611,7 +23698,7 @@
           <w:sz w:val="24"/>
           <w:szCs w:val="24"/>
         </w:rPr>
-        <w:t xml:space="preserve">Composição do orçamento: itens com valor padrão do catálogo e valor alterado apenas no orçamento, inclusão de item avulso que não entra no catálogo e vínculo opcional com uma OS.</w:t>
+        <w:t xml:space="preserve">Formulário da OS inteira, aberto pelo detalhe da OS, para alterar cliente, endereço, observações e as atividades, incluindo, removendo ou alterando datas e horários.</w:t>
       </w:r>
     </w:p>
     <w:p>
@@ -23636,7 +23723,7 @@
           <w:sz w:val="24"/>
           <w:szCs w:val="24"/>
         </w:rPr>
-        <w:t xml:space="preserve">RF 4.1, RF 4.2, RF 4.3, RF 4.4, RF 4.5, RF 4.6 e RF 4.7</w:t>
+        <w:t xml:space="preserve">RF 6.8 e RF 6.10</w:t>
       </w:r>
     </w:p>
     <w:p>
@@ -23661,7 +23748,7 @@
           <w:sz w:val="24"/>
           <w:szCs w:val="24"/>
         </w:rPr>
-        <w:t xml:space="preserve">UC10 – Montar orçamento</w:t>
+        <w:t xml:space="preserve">UC08 – Consultar e editar Ordem de Serviço</w:t>
       </w:r>
     </w:p>
     <w:p>
@@ -23679,7 +23766,7 @@
           <w:sz w:val="24"/>
           <w:szCs w:val="24"/>
         </w:rPr>
-        <w:t xml:space="preserve">10.8 Usuários</w:t>
+        <w:t xml:space="preserve">10.8 Tipos de atividade</w:t>
       </w:r>
     </w:p>
     <w:p>
@@ -23693,7 +23780,7 @@
         </w:rPr>
         <w:drawing>
           <wp:inline distT="0" distB="0" distL="0" distR="0">
-            <wp:extent cx="5900000" cy="4720000"/>
+            <wp:extent cx="5900000" cy="3317111"/>
             <wp:docPr id="9107" name="Protótipo 8"/>
             <wp:cNvGraphicFramePr>
               <a:graphicFrameLocks xmlns:a="http://schemas.openxmlformats.org/drawingml/2006/main" noChangeAspect="1"/>
@@ -23714,7 +23801,7 @@
                   <pic:spPr>
                     <a:xfrm>
                       <a:off x="0" y="0"/>
-                      <a:ext cx="5900000" cy="4720000"/>
+                      <a:ext cx="5900000" cy="3317111"/>
                     </a:xfrm>
                     <a:prstGeom prst="rect">
                       <a:avLst/>
@@ -23740,7 +23827,7 @@
           <w:sz w:val="24"/>
           <w:szCs w:val="24"/>
         </w:rPr>
-        <w:t xml:space="preserve">Listagem de usuários com nome, login, perfil e situação, o botão de novo usuário e as ações de editar, desativar, reativar e excluir, desabilitadas para o próprio usuário da secretária.</w:t>
+        <w:t xml:space="preserve">Catálogo de tipos de atividade, aberto pela agenda ou pelo menu, com o cadastro de nome e duração padrão e a lista com duração, quantidade de atividades de OS que usam cada tipo, situação e as ações de editar e desativar ou reativar.</w:t>
       </w:r>
     </w:p>
     <w:p>
@@ -23765,7 +23852,7 @@
           <w:sz w:val="24"/>
           <w:szCs w:val="24"/>
         </w:rPr>
-        <w:t xml:space="preserve">RF 2.8, RF 2.9, RF 2.10, RF 2.11 e RF 2.12</w:t>
+        <w:t xml:space="preserve">RF 1.5, RF 5.1, RF 5.2, RF 5.3, RF 5.4, RF 5.5 e RF 5.7</w:t>
       </w:r>
     </w:p>
     <w:p>
@@ -23790,23 +23877,797 @@
           <w:sz w:val="24"/>
           <w:szCs w:val="24"/>
         </w:rPr>
-        <w:t xml:space="preserve">UC02 – Manter usuários</w:t>
+        <w:t xml:space="preserve">UC04 – Manter tipos de atividade</w:t>
       </w:r>
     </w:p>
     <w:p>
       <w:pPr>
-        <w:jc w:val="both"/>
-        <w:rPr>
+        <w:keepNext/>
+        <w:rPr>
+          <w:b/>
+          <w:bCs/>
+        </w:rPr>
+      </w:pPr>
+      <w:r>
+        <w:rPr>
+          <w:b/>
+          <w:bCs/>
           <w:sz w:val="24"/>
           <w:szCs w:val="24"/>
         </w:rPr>
-      </w:pPr>
-      <w:r>
+        <w:t xml:space="preserve">10.9 Clientes</w:t>
+      </w:r>
+    </w:p>
+    <w:p>
+      <w:pPr>
+        <w:keepNext/>
+        <w:jc w:val="center"/>
+      </w:pPr>
+      <w:r>
+        <w:rPr>
+          <w:noProof/>
+        </w:rPr>
+        <w:drawing>
+          <wp:inline distT="0" distB="0" distL="0" distR="0">
+            <wp:extent cx="5900000" cy="3317111"/>
+            <wp:docPr id="9108" name="Protótipo 9"/>
+            <wp:cNvGraphicFramePr>
+              <a:graphicFrameLocks xmlns:a="http://schemas.openxmlformats.org/drawingml/2006/main" noChangeAspect="1"/>
+            </wp:cNvGraphicFramePr>
+            <a:graphic xmlns:a="http://schemas.openxmlformats.org/drawingml/2006/main">
+              <a:graphicData uri="http://schemas.openxmlformats.org/drawingml/2006/picture">
+                <pic:pic xmlns:pic="http://schemas.openxmlformats.org/drawingml/2006/picture">
+                  <pic:nvPicPr>
+                    <pic:cNvPr id="9108" name="proto8.png"/>
+                    <pic:cNvPicPr/>
+                  </pic:nvPicPr>
+                  <pic:blipFill>
+                    <a:blip r:embed="rIdProto8"/>
+                    <a:stretch>
+                      <a:fillRect/>
+                    </a:stretch>
+                  </pic:blipFill>
+                  <pic:spPr>
+                    <a:xfrm>
+                      <a:off x="0" y="0"/>
+                      <a:ext cx="5900000" cy="3317111"/>
+                    </a:xfrm>
+                    <a:prstGeom prst="rect">
+                      <a:avLst/>
+                    </a:prstGeom>
+                  </pic:spPr>
+                </pic:pic>
+              </a:graphicData>
+            </a:graphic>
+          </wp:inline>
+        </w:drawing>
+      </w:r>
+    </w:p>
+    <w:p>
+      <w:pPr>
+        <w:jc w:val="both"/>
         <w:rPr>
           <w:sz w:val="24"/>
           <w:szCs w:val="24"/>
         </w:rPr>
-        <w:t xml:space="preserve">O caso de uso UC11 – Aceitar ou recusar orçamento ainda não tem protótipo.</w:t>
+      </w:pPr>
+      <w:r>
+        <w:rPr>
+          <w:sz w:val="24"/>
+          <w:szCs w:val="24"/>
+        </w:rPr>
+        <w:t xml:space="preserve">Listagem de clientes em ordem alfabética, com busca por parte do nome ou do telefone e o botão Novo cliente.</w:t>
+      </w:r>
+    </w:p>
+    <w:p>
+      <w:pPr>
+        <w:jc w:val="both"/>
+        <w:rPr>
+          <w:sz w:val="24"/>
+          <w:szCs w:val="24"/>
+        </w:rPr>
+      </w:pPr>
+      <w:r>
+        <w:rPr>
+          <w:b/>
+          <w:bCs/>
+          <w:sz w:val="24"/>
+          <w:szCs w:val="24"/>
+        </w:rPr>
+        <w:t xml:space="preserve">Requisitos atendidos: </w:t>
+      </w:r>
+      <w:r>
+        <w:rPr>
+          <w:sz w:val="24"/>
+          <w:szCs w:val="24"/>
+        </w:rPr>
+        <w:t xml:space="preserve">RF 3.8</w:t>
+      </w:r>
+    </w:p>
+    <w:p>
+      <w:pPr>
+        <w:jc w:val="both"/>
+        <w:rPr>
+          <w:sz w:val="24"/>
+          <w:szCs w:val="24"/>
+        </w:rPr>
+      </w:pPr>
+      <w:r>
+        <w:rPr>
+          <w:b/>
+          <w:bCs/>
+          <w:sz w:val="24"/>
+          <w:szCs w:val="24"/>
+        </w:rPr>
+        <w:t xml:space="preserve">Caso de uso: </w:t>
+      </w:r>
+      <w:r>
+        <w:rPr>
+          <w:sz w:val="24"/>
+          <w:szCs w:val="24"/>
+        </w:rPr>
+        <w:t xml:space="preserve">UC03 – Manter cliente, endereço e observação</w:t>
+      </w:r>
+    </w:p>
+    <w:p>
+      <w:pPr>
+        <w:keepNext/>
+        <w:rPr>
+          <w:b/>
+          <w:bCs/>
+        </w:rPr>
+      </w:pPr>
+      <w:r>
+        <w:rPr>
+          <w:b/>
+          <w:bCs/>
+          <w:sz w:val="24"/>
+          <w:szCs w:val="24"/>
+        </w:rPr>
+        <w:t xml:space="preserve">10.10 Novo cliente</w:t>
+      </w:r>
+    </w:p>
+    <w:p>
+      <w:pPr>
+        <w:keepNext/>
+        <w:jc w:val="center"/>
+      </w:pPr>
+      <w:r>
+        <w:rPr>
+          <w:noProof/>
+        </w:rPr>
+        <w:drawing>
+          <wp:inline distT="0" distB="0" distL="0" distR="0">
+            <wp:extent cx="5900000" cy="3317111"/>
+            <wp:docPr id="9109" name="Protótipo 10"/>
+            <wp:cNvGraphicFramePr>
+              <a:graphicFrameLocks xmlns:a="http://schemas.openxmlformats.org/drawingml/2006/main" noChangeAspect="1"/>
+            </wp:cNvGraphicFramePr>
+            <a:graphic xmlns:a="http://schemas.openxmlformats.org/drawingml/2006/main">
+              <a:graphicData uri="http://schemas.openxmlformats.org/drawingml/2006/picture">
+                <pic:pic xmlns:pic="http://schemas.openxmlformats.org/drawingml/2006/picture">
+                  <pic:nvPicPr>
+                    <pic:cNvPr id="9109" name="proto9.png"/>
+                    <pic:cNvPicPr/>
+                  </pic:nvPicPr>
+                  <pic:blipFill>
+                    <a:blip r:embed="rIdProto9"/>
+                    <a:stretch>
+                      <a:fillRect/>
+                    </a:stretch>
+                  </pic:blipFill>
+                  <pic:spPr>
+                    <a:xfrm>
+                      <a:off x="0" y="0"/>
+                      <a:ext cx="5900000" cy="3317111"/>
+                    </a:xfrm>
+                    <a:prstGeom prst="rect">
+                      <a:avLst/>
+                    </a:prstGeom>
+                  </pic:spPr>
+                </pic:pic>
+              </a:graphicData>
+            </a:graphic>
+          </wp:inline>
+        </w:drawing>
+      </w:r>
+    </w:p>
+    <w:p>
+      <w:pPr>
+        <w:jc w:val="both"/>
+        <w:rPr>
+          <w:sz w:val="24"/>
+          <w:szCs w:val="24"/>
+        </w:rPr>
+      </w:pPr>
+      <w:r>
+        <w:rPr>
+          <w:sz w:val="24"/>
+          <w:szCs w:val="24"/>
+        </w:rPr>
+        <w:t xml:space="preserve">Cadastro de cliente com os campos mínimos nome e telefone.</w:t>
+      </w:r>
+    </w:p>
+    <w:p>
+      <w:pPr>
+        <w:jc w:val="both"/>
+        <w:rPr>
+          <w:sz w:val="24"/>
+          <w:szCs w:val="24"/>
+        </w:rPr>
+      </w:pPr>
+      <w:r>
+        <w:rPr>
+          <w:b/>
+          <w:bCs/>
+          <w:sz w:val="24"/>
+          <w:szCs w:val="24"/>
+        </w:rPr>
+        <w:t xml:space="preserve">Requisitos atendidos: </w:t>
+      </w:r>
+      <w:r>
+        <w:rPr>
+          <w:sz w:val="24"/>
+          <w:szCs w:val="24"/>
+        </w:rPr>
+        <w:t xml:space="preserve">RF 3.1 e RF 3.2</w:t>
+      </w:r>
+    </w:p>
+    <w:p>
+      <w:pPr>
+        <w:jc w:val="both"/>
+        <w:rPr>
+          <w:sz w:val="24"/>
+          <w:szCs w:val="24"/>
+        </w:rPr>
+      </w:pPr>
+      <w:r>
+        <w:rPr>
+          <w:b/>
+          <w:bCs/>
+          <w:sz w:val="24"/>
+          <w:szCs w:val="24"/>
+        </w:rPr>
+        <w:t xml:space="preserve">Caso de uso: </w:t>
+      </w:r>
+      <w:r>
+        <w:rPr>
+          <w:sz w:val="24"/>
+          <w:szCs w:val="24"/>
+        </w:rPr>
+        <w:t xml:space="preserve">UC03 – Manter cliente, endereço e observação</w:t>
+      </w:r>
+    </w:p>
+    <w:p>
+      <w:pPr>
+        <w:keepNext/>
+        <w:rPr>
+          <w:b/>
+          <w:bCs/>
+        </w:rPr>
+      </w:pPr>
+      <w:r>
+        <w:rPr>
+          <w:b/>
+          <w:bCs/>
+          <w:sz w:val="24"/>
+          <w:szCs w:val="24"/>
+        </w:rPr>
+        <w:t xml:space="preserve">10.11 Ficha do cliente</w:t>
+      </w:r>
+    </w:p>
+    <w:p>
+      <w:pPr>
+        <w:keepNext/>
+        <w:jc w:val="center"/>
+      </w:pPr>
+      <w:r>
+        <w:rPr>
+          <w:noProof/>
+        </w:rPr>
+        <w:drawing>
+          <wp:inline distT="0" distB="0" distL="0" distR="0">
+            <wp:extent cx="5900000" cy="3317111"/>
+            <wp:docPr id="9110" name="Protótipo 11"/>
+            <wp:cNvGraphicFramePr>
+              <a:graphicFrameLocks xmlns:a="http://schemas.openxmlformats.org/drawingml/2006/main" noChangeAspect="1"/>
+            </wp:cNvGraphicFramePr>
+            <a:graphic xmlns:a="http://schemas.openxmlformats.org/drawingml/2006/main">
+              <a:graphicData uri="http://schemas.openxmlformats.org/drawingml/2006/picture">
+                <pic:pic xmlns:pic="http://schemas.openxmlformats.org/drawingml/2006/picture">
+                  <pic:nvPicPr>
+                    <pic:cNvPr id="9110" name="proto10.png"/>
+                    <pic:cNvPicPr/>
+                  </pic:nvPicPr>
+                  <pic:blipFill>
+                    <a:blip r:embed="rIdProto10"/>
+                    <a:stretch>
+                      <a:fillRect/>
+                    </a:stretch>
+                  </pic:blipFill>
+                  <pic:spPr>
+                    <a:xfrm>
+                      <a:off x="0" y="0"/>
+                      <a:ext cx="5900000" cy="3317111"/>
+                    </a:xfrm>
+                    <a:prstGeom prst="rect">
+                      <a:avLst/>
+                    </a:prstGeom>
+                  </pic:spPr>
+                </pic:pic>
+              </a:graphicData>
+            </a:graphic>
+          </wp:inline>
+        </w:drawing>
+      </w:r>
+    </w:p>
+    <w:p>
+      <w:pPr>
+        <w:jc w:val="both"/>
+        <w:rPr>
+          <w:sz w:val="24"/>
+          <w:szCs w:val="24"/>
+        </w:rPr>
+      </w:pPr>
+      <w:r>
+        <w:rPr>
+          <w:sz w:val="24"/>
+          <w:szCs w:val="24"/>
+        </w:rPr>
+        <w:t xml:space="preserve">Ficha do cliente com nome, telefone e os endereços vinculados, e o formulário para adicionar um novo endereço.</w:t>
+      </w:r>
+    </w:p>
+    <w:p>
+      <w:pPr>
+        <w:jc w:val="both"/>
+        <w:rPr>
+          <w:sz w:val="24"/>
+          <w:szCs w:val="24"/>
+        </w:rPr>
+      </w:pPr>
+      <w:r>
+        <w:rPr>
+          <w:b/>
+          <w:bCs/>
+          <w:sz w:val="24"/>
+          <w:szCs w:val="24"/>
+        </w:rPr>
+        <w:t xml:space="preserve">Requisitos atendidos: </w:t>
+      </w:r>
+      <w:r>
+        <w:rPr>
+          <w:sz w:val="24"/>
+          <w:szCs w:val="24"/>
+        </w:rPr>
+        <w:t xml:space="preserve">RF 3.3 e RF 3.4</w:t>
+      </w:r>
+    </w:p>
+    <w:p>
+      <w:pPr>
+        <w:jc w:val="both"/>
+        <w:rPr>
+          <w:sz w:val="24"/>
+          <w:szCs w:val="24"/>
+        </w:rPr>
+      </w:pPr>
+      <w:r>
+        <w:rPr>
+          <w:b/>
+          <w:bCs/>
+          <w:sz w:val="24"/>
+          <w:szCs w:val="24"/>
+        </w:rPr>
+        <w:t xml:space="preserve">Caso de uso: </w:t>
+      </w:r>
+      <w:r>
+        <w:rPr>
+          <w:sz w:val="24"/>
+          <w:szCs w:val="24"/>
+        </w:rPr>
+        <w:t xml:space="preserve">UC03 – Manter cliente, endereço e observação</w:t>
+      </w:r>
+    </w:p>
+    <w:p>
+      <w:pPr>
+        <w:keepNext/>
+        <w:rPr>
+          <w:b/>
+          <w:bCs/>
+        </w:rPr>
+      </w:pPr>
+      <w:r>
+        <w:rPr>
+          <w:b/>
+          <w:bCs/>
+          <w:sz w:val="24"/>
+          <w:szCs w:val="24"/>
+        </w:rPr>
+        <w:t xml:space="preserve">10.12 Endereço e observações</w:t>
+      </w:r>
+    </w:p>
+    <w:p>
+      <w:pPr>
+        <w:keepNext/>
+        <w:jc w:val="center"/>
+      </w:pPr>
+      <w:r>
+        <w:rPr>
+          <w:noProof/>
+        </w:rPr>
+        <w:drawing>
+          <wp:inline distT="0" distB="0" distL="0" distR="0">
+            <wp:extent cx="5900000" cy="3317111"/>
+            <wp:docPr id="9111" name="Protótipo 12"/>
+            <wp:cNvGraphicFramePr>
+              <a:graphicFrameLocks xmlns:a="http://schemas.openxmlformats.org/drawingml/2006/main" noChangeAspect="1"/>
+            </wp:cNvGraphicFramePr>
+            <a:graphic xmlns:a="http://schemas.openxmlformats.org/drawingml/2006/main">
+              <a:graphicData uri="http://schemas.openxmlformats.org/drawingml/2006/picture">
+                <pic:pic xmlns:pic="http://schemas.openxmlformats.org/drawingml/2006/picture">
+                  <pic:nvPicPr>
+                    <pic:cNvPr id="9111" name="proto11.png"/>
+                    <pic:cNvPicPr/>
+                  </pic:nvPicPr>
+                  <pic:blipFill>
+                    <a:blip r:embed="rIdProto11"/>
+                    <a:stretch>
+                      <a:fillRect/>
+                    </a:stretch>
+                  </pic:blipFill>
+                  <pic:spPr>
+                    <a:xfrm>
+                      <a:off x="0" y="0"/>
+                      <a:ext cx="5900000" cy="3317111"/>
+                    </a:xfrm>
+                    <a:prstGeom prst="rect">
+                      <a:avLst/>
+                    </a:prstGeom>
+                  </pic:spPr>
+                </pic:pic>
+              </a:graphicData>
+            </a:graphic>
+          </wp:inline>
+        </w:drawing>
+      </w:r>
+    </w:p>
+    <w:p>
+      <w:pPr>
+        <w:jc w:val="both"/>
+        <w:rPr>
+          <w:sz w:val="24"/>
+          <w:szCs w:val="24"/>
+        </w:rPr>
+      </w:pPr>
+      <w:r>
+        <w:rPr>
+          <w:sz w:val="24"/>
+          <w:szCs w:val="24"/>
+        </w:rPr>
+        <w:t xml:space="preserve">Endereço do cliente com o registro de observações e o histórico de observações, com a data de registro, da mais recente para a mais antiga.</w:t>
+      </w:r>
+    </w:p>
+    <w:p>
+      <w:pPr>
+        <w:jc w:val="both"/>
+        <w:rPr>
+          <w:sz w:val="24"/>
+          <w:szCs w:val="24"/>
+        </w:rPr>
+      </w:pPr>
+      <w:r>
+        <w:rPr>
+          <w:b/>
+          <w:bCs/>
+          <w:sz w:val="24"/>
+          <w:szCs w:val="24"/>
+        </w:rPr>
+        <w:t xml:space="preserve">Requisitos atendidos: </w:t>
+      </w:r>
+      <w:r>
+        <w:rPr>
+          <w:sz w:val="24"/>
+          <w:szCs w:val="24"/>
+        </w:rPr>
+        <w:t xml:space="preserve">RF 3.5 e RF 3.7</w:t>
+      </w:r>
+    </w:p>
+    <w:p>
+      <w:pPr>
+        <w:jc w:val="both"/>
+        <w:rPr>
+          <w:sz w:val="24"/>
+          <w:szCs w:val="24"/>
+        </w:rPr>
+      </w:pPr>
+      <w:r>
+        <w:rPr>
+          <w:b/>
+          <w:bCs/>
+          <w:sz w:val="24"/>
+          <w:szCs w:val="24"/>
+        </w:rPr>
+        <w:t xml:space="preserve">Caso de uso: </w:t>
+      </w:r>
+      <w:r>
+        <w:rPr>
+          <w:sz w:val="24"/>
+          <w:szCs w:val="24"/>
+        </w:rPr>
+        <w:t xml:space="preserve">UC03 – Manter cliente, endereço e observação</w:t>
+      </w:r>
+    </w:p>
+    <w:p>
+      <w:pPr>
+        <w:keepNext/>
+        <w:rPr>
+          <w:b/>
+          <w:bCs/>
+        </w:rPr>
+      </w:pPr>
+      <w:r>
+        <w:rPr>
+          <w:b/>
+          <w:bCs/>
+          <w:sz w:val="24"/>
+          <w:szCs w:val="24"/>
+        </w:rPr>
+        <w:t xml:space="preserve">10.13 Usuários</w:t>
+      </w:r>
+    </w:p>
+    <w:p>
+      <w:pPr>
+        <w:keepNext/>
+        <w:jc w:val="center"/>
+      </w:pPr>
+      <w:r>
+        <w:rPr>
+          <w:noProof/>
+        </w:rPr>
+        <w:drawing>
+          <wp:inline distT="0" distB="0" distL="0" distR="0">
+            <wp:extent cx="5900000" cy="3317111"/>
+            <wp:docPr id="9112" name="Protótipo 13"/>
+            <wp:cNvGraphicFramePr>
+              <a:graphicFrameLocks xmlns:a="http://schemas.openxmlformats.org/drawingml/2006/main" noChangeAspect="1"/>
+            </wp:cNvGraphicFramePr>
+            <a:graphic xmlns:a="http://schemas.openxmlformats.org/drawingml/2006/main">
+              <a:graphicData uri="http://schemas.openxmlformats.org/drawingml/2006/picture">
+                <pic:pic xmlns:pic="http://schemas.openxmlformats.org/drawingml/2006/picture">
+                  <pic:nvPicPr>
+                    <pic:cNvPr id="9112" name="proto12.png"/>
+                    <pic:cNvPicPr/>
+                  </pic:nvPicPr>
+                  <pic:blipFill>
+                    <a:blip r:embed="rIdProto12"/>
+                    <a:stretch>
+                      <a:fillRect/>
+                    </a:stretch>
+                  </pic:blipFill>
+                  <pic:spPr>
+                    <a:xfrm>
+                      <a:off x="0" y="0"/>
+                      <a:ext cx="5900000" cy="3317111"/>
+                    </a:xfrm>
+                    <a:prstGeom prst="rect">
+                      <a:avLst/>
+                    </a:prstGeom>
+                  </pic:spPr>
+                </pic:pic>
+              </a:graphicData>
+            </a:graphic>
+          </wp:inline>
+        </w:drawing>
+      </w:r>
+    </w:p>
+    <w:p>
+      <w:pPr>
+        <w:jc w:val="both"/>
+        <w:rPr>
+          <w:sz w:val="24"/>
+          <w:szCs w:val="24"/>
+        </w:rPr>
+      </w:pPr>
+      <w:r>
+        <w:rPr>
+          <w:sz w:val="24"/>
+          <w:szCs w:val="24"/>
+        </w:rPr>
+        <w:t xml:space="preserve">Listagem de usuários com nome, login e perfil, as ações de editar e excluir e o formulário de cadastro, na visão da secretária. A secretária não pode excluir o próprio usuário.</w:t>
+      </w:r>
+    </w:p>
+    <w:p>
+      <w:pPr>
+        <w:jc w:val="both"/>
+        <w:rPr>
+          <w:sz w:val="24"/>
+          <w:szCs w:val="24"/>
+        </w:rPr>
+      </w:pPr>
+      <w:r>
+        <w:rPr>
+          <w:b/>
+          <w:bCs/>
+          <w:sz w:val="24"/>
+          <w:szCs w:val="24"/>
+        </w:rPr>
+        <w:t xml:space="preserve">Requisitos atendidos: </w:t>
+      </w:r>
+      <w:r>
+        <w:rPr>
+          <w:sz w:val="24"/>
+          <w:szCs w:val="24"/>
+        </w:rPr>
+        <w:t xml:space="preserve">RF 2.8, RF 2.9, RF 2.10, RF 2.11 e RF 2.12</w:t>
+      </w:r>
+    </w:p>
+    <w:p>
+      <w:pPr>
+        <w:jc w:val="both"/>
+        <w:rPr>
+          <w:sz w:val="24"/>
+          <w:szCs w:val="24"/>
+        </w:rPr>
+      </w:pPr>
+      <w:r>
+        <w:rPr>
+          <w:b/>
+          <w:bCs/>
+          <w:sz w:val="24"/>
+          <w:szCs w:val="24"/>
+        </w:rPr>
+        <w:t xml:space="preserve">Caso de uso: </w:t>
+      </w:r>
+      <w:r>
+        <w:rPr>
+          <w:sz w:val="24"/>
+          <w:szCs w:val="24"/>
+        </w:rPr>
+        <w:t xml:space="preserve">UC02 – Manter usuários</w:t>
+      </w:r>
+    </w:p>
+    <w:p>
+      <w:pPr>
+        <w:keepNext/>
+        <w:rPr>
+          <w:b/>
+          <w:bCs/>
+        </w:rPr>
+      </w:pPr>
+      <w:r>
+        <w:rPr>
+          <w:b/>
+          <w:bCs/>
+          <w:sz w:val="24"/>
+          <w:szCs w:val="24"/>
+        </w:rPr>
+        <w:t xml:space="preserve">10.14 Agenda e detalhe da OS no celular</w:t>
+      </w:r>
+    </w:p>
+    <w:p>
+      <w:pPr>
+        <w:keepNext/>
+        <w:jc w:val="center"/>
+      </w:pPr>
+      <w:r>
+        <w:rPr>
+          <w:noProof/>
+        </w:rPr>
+        <w:drawing>
+          <wp:inline distT="0" distB="0" distL="0" distR="0">
+            <wp:extent cx="4800000" cy="5001481"/>
+            <wp:docPr id="9113" name="Protótipo 14"/>
+            <wp:cNvGraphicFramePr>
+              <a:graphicFrameLocks xmlns:a="http://schemas.openxmlformats.org/drawingml/2006/main" noChangeAspect="1"/>
+            </wp:cNvGraphicFramePr>
+            <a:graphic xmlns:a="http://schemas.openxmlformats.org/drawingml/2006/main">
+              <a:graphicData uri="http://schemas.openxmlformats.org/drawingml/2006/picture">
+                <pic:pic xmlns:pic="http://schemas.openxmlformats.org/drawingml/2006/picture">
+                  <pic:nvPicPr>
+                    <pic:cNvPr id="9113" name="proto13.png"/>
+                    <pic:cNvPicPr/>
+                  </pic:nvPicPr>
+                  <pic:blipFill>
+                    <a:blip r:embed="rIdProto13"/>
+                    <a:stretch>
+                      <a:fillRect/>
+                    </a:stretch>
+                  </pic:blipFill>
+                  <pic:spPr>
+                    <a:xfrm>
+                      <a:off x="0" y="0"/>
+                      <a:ext cx="4800000" cy="5001481"/>
+                    </a:xfrm>
+                    <a:prstGeom prst="rect">
+                      <a:avLst/>
+                    </a:prstGeom>
+                  </pic:spPr>
+                </pic:pic>
+              </a:graphicData>
+            </a:graphic>
+          </wp:inline>
+        </w:drawing>
+      </w:r>
+    </w:p>
+    <w:p>
+      <w:pPr>
+        <w:jc w:val="both"/>
+        <w:rPr>
+          <w:sz w:val="24"/>
+          <w:szCs w:val="24"/>
+        </w:rPr>
+      </w:pPr>
+      <w:r>
+        <w:rPr>
+          <w:sz w:val="24"/>
+          <w:szCs w:val="24"/>
+        </w:rPr>
+        <w:t xml:space="preserve">A mesma agenda e o detalhe da OS em um celular, com o menu na parte de baixo da tela e botões grandes para o uso em campo.</w:t>
+      </w:r>
+    </w:p>
+    <w:p>
+      <w:pPr>
+        <w:jc w:val="both"/>
+        <w:rPr>
+          <w:sz w:val="24"/>
+          <w:szCs w:val="24"/>
+        </w:rPr>
+      </w:pPr>
+      <w:r>
+        <w:rPr>
+          <w:b/>
+          <w:bCs/>
+          <w:sz w:val="24"/>
+          <w:szCs w:val="24"/>
+        </w:rPr>
+        <w:t xml:space="preserve">Requisitos atendidos: </w:t>
+      </w:r>
+      <w:r>
+        <w:rPr>
+          <w:sz w:val="24"/>
+          <w:szCs w:val="24"/>
+        </w:rPr>
+        <w:t xml:space="preserve">RF 1.1, RF 6.19, RNF-1, RNF-7 e RNF-8</w:t>
+      </w:r>
+    </w:p>
+    <w:p>
+      <w:pPr>
+        <w:jc w:val="both"/>
+        <w:rPr>
+          <w:sz w:val="24"/>
+          <w:szCs w:val="24"/>
+        </w:rPr>
+      </w:pPr>
+      <w:r>
+        <w:rPr>
+          <w:b/>
+          <w:bCs/>
+          <w:sz w:val="24"/>
+          <w:szCs w:val="24"/>
+        </w:rPr>
+        <w:t xml:space="preserve">Caso de uso: </w:t>
+      </w:r>
+      <w:r>
+        <w:rPr>
+          <w:sz w:val="24"/>
+          <w:szCs w:val="24"/>
+        </w:rPr>
+        <w:t xml:space="preserve">UC05 – Visualizar a agenda semanal e UC08 – Consultar e editar Ordem de Serviço</w:t>
+      </w:r>
+    </w:p>
+    <w:p>
+      <w:pPr>
+        <w:jc w:val="both"/>
+        <w:rPr>
+          <w:sz w:val="24"/>
+          <w:szCs w:val="24"/>
+        </w:rPr>
+      </w:pPr>
+      <w:r>
+        <w:rPr>
+          <w:sz w:val="24"/>
+          <w:szCs w:val="24"/>
+        </w:rPr>
+        <w:t xml:space="preserve">Os casos de uso UC10 – Montar orçamento e UC11 – Aceitar ou recusar orçamento ainda não têm telas, porque o módulo Orçamento é da entrega 2.</w:t>
       </w:r>
     </w:p>
     <w:p>
